--- a/Желток_пакет_для_юриста.docx
+++ b/Желток_пакет_для_юриста.docx
@@ -27,7 +27,7 @@
           <w:i w:val="0"/>
           <w:sz w:val="24"/>
         </w:rPr>
-        <w:t>Версия 0.2 · 30.09.2026</w:t>
+        <w:t>Версия 0.3 · 30.09.2026</w:t>
       </w:r>
     </w:p>
     <w:p>
@@ -70,6 +70,20 @@
           <w:sz w:val="24"/>
         </w:rPr>
         <w:t>Что изменилось с версии 0.1</w:t>
+      </w:r>
+    </w:p>
+    <w:p>
+      <w:pPr>
+        <w:spacing w:after="80"/>
+      </w:pPr>
+      <w:r>
+        <w:rPr>
+          <w:rFonts w:ascii="Times New Roman" w:hAnsi="Times New Roman"/>
+          <w:b w:val="0"/>
+          <w:i w:val="0"/>
+          <w:sz w:val="24"/>
+        </w:rPr>
+        <w:t>— Вычет (v0.3): возврат считается по прогрессивной шкале НДФЛ за выбранный год, а не по плоским 13%.</w:t>
       </w:r>
     </w:p>
     <w:p>
@@ -4717,7 +4731,7 @@
           <w:i w:val="0"/>
           <w:sz w:val="24"/>
         </w:rPr>
-        <w:t>Основания: Налоговый кодекс РФ: ст. 219 (социальные вычеты), ст. 78 (возврат налога).</w:t>
+        <w:t>Основания: Налоговый кодекс РФ: ст. 219 (социальные вычеты), ст. 224 (ставки налога), ст. 78 (возврат налога).</w:t>
       </w:r>
     </w:p>
     <w:p>
@@ -4731,7 +4745,7 @@
           <w:i w:val="0"/>
           <w:sz w:val="24"/>
         </w:rPr>
-        <w:t>Проверить особо: Лимиты социальных вычетов по годам (120/150 тыс., 50/110 тыс. на обучение ребёнка, брата, сестры); возврат 13% при доходе до 2,4 млн; упрощённый порядок по ст. 221.1 НК РФ (без лекарств); перечень документов для расходов до 2024 года и с 2024 года.</w:t>
+        <w:t>Проверить особо: Лимиты социальных вычетов по годам (120/150 тыс., 50/110 тыс. на обучение ребёнка, брата, сестры); расчёт возврата по шкале ст. 224 НК РФ за выбранный год (с 2025 — 13/15/18/20/22%, 2021–2024 — 13/15% с порогом 5 млн): возврат = налог с дохода минус налог с дохода за вычетом; упрощённый порядок по ст. 221.1 НК РФ (без лекарств); перечень документов для расходов до 2024 года и с 2024 года.</w:t>
       </w:r>
     </w:p>
     <w:p>
@@ -4745,7 +4759,7 @@
           <w:i/>
           <w:sz w:val="20"/>
         </w:rPr>
-        <w:t>———————— образец 1 из 3 ————————</w:t>
+        <w:t>———————— образец 1 из 5 ————————</w:t>
       </w:r>
     </w:p>
     <w:p>
@@ -4845,7 +4859,7 @@
           <w:b w:val="0"/>
           <w:sz w:val="24"/>
         </w:rPr>
-        <w:t>Итого база вычета: 130 000 руб. При доходе до 2,4 млн руб. в год возвращается 13% от неё, но не больше налога, удержанного за год.</w:t>
+        <w:t>Итого база вычета: 130 000 руб. Вычет уменьшает доход, с которого считается налог, поэтому возвращается налог с этой суммы — не больше удержанного за год. При вашем доходе ставка — 13%: повышенные ставки (от 15%) с 2025 года применяются только к доходу свыше 2,4 млн руб. в год.</w:t>
       </w:r>
     </w:p>
     <w:p>
@@ -5080,7 +5094,7 @@
           <w:i/>
           <w:sz w:val="20"/>
         </w:rPr>
-        <w:t>———————— образец 2 из 3 ————————</w:t>
+        <w:t>———————— образец 2 из 5 ————————</w:t>
       </w:r>
     </w:p>
     <w:p>
@@ -5180,7 +5194,7 @@
           <w:b w:val="0"/>
           <w:sz w:val="24"/>
         </w:rPr>
-        <w:t>Итого база вычета: 450 000 руб. При доходе до 2,4 млн руб. в год возвращается 13% от неё, но не больше налога, удержанного за год.</w:t>
+        <w:t>Итого база вычета: 450 000 руб. Вычет уменьшает доход, с которого считается налог, поэтому возвращается налог с этой суммы — не больше удержанного за год. При вашем доходе ставка — 13%: повышенные ставки (от 15%) с 2025 года применяются только к доходу свыше 2,4 млн руб. в год.</w:t>
       </w:r>
     </w:p>
     <w:p>
@@ -5428,7 +5442,7 @@
           <w:i/>
           <w:sz w:val="20"/>
         </w:rPr>
-        <w:t>———————— образец 3 из 3 ————————</w:t>
+        <w:t>———————— образец 3 из 5 ————————</w:t>
       </w:r>
     </w:p>
     <w:p>
@@ -5528,7 +5542,7 @@
           <w:b w:val="0"/>
           <w:sz w:val="24"/>
         </w:rPr>
-        <w:t>Итого база вычета: 110 000 руб. При доходе до 2,4 млн руб. в год возвращается 13% от неё, но не больше налога, удержанного за год.</w:t>
+        <w:t>Итого база вычета: 110 000 руб. Вычет уменьшает доход, с которого считается налог, поэтому возвращается налог с этой суммы — не больше удержанного за год. За 2023 год при вашем доходе ставка — 13%.</w:t>
       </w:r>
     </w:p>
     <w:p>
@@ -5544,6 +5558,676 @@
           <w:sz w:val="24"/>
         </w:rPr>
         <w:t>Ориентировочно к возврату: 14 300 руб.</w:t>
+      </w:r>
+    </w:p>
+    <w:p>
+      <w:pPr>
+        <w:keepNext/>
+        <w:spacing w:before="200" w:after="60"/>
+        <w:jc w:val="left"/>
+      </w:pPr>
+      <w:r>
+        <w:rPr>
+          <w:rFonts w:ascii="Times New Roman" w:hAnsi="Times New Roman" w:cs="Times New Roman" w:eastAsia="Times New Roman"/>
+          <w:b/>
+          <w:sz w:val="24"/>
+        </w:rPr>
+        <w:t>2. Какие документы собрать</w:t>
+      </w:r>
+    </w:p>
+    <w:p>
+      <w:pPr>
+        <w:jc w:val="both"/>
+      </w:pPr>
+      <w:r>
+        <w:rPr>
+          <w:rFonts w:ascii="Times New Roman" w:hAnsi="Times New Roman" w:cs="Times New Roman" w:eastAsia="Times New Roman"/>
+          <w:b w:val="0"/>
+          <w:sz w:val="24"/>
+        </w:rPr>
+        <w:t>— Паспорт и ИНН; реквизиты своей карты для возврата.</w:t>
+      </w:r>
+    </w:p>
+    <w:p>
+      <w:pPr>
+        <w:jc w:val="both"/>
+      </w:pPr>
+      <w:r>
+        <w:rPr>
+          <w:rFonts w:ascii="Times New Roman" w:hAnsi="Times New Roman" w:cs="Times New Roman" w:eastAsia="Times New Roman"/>
+          <w:b w:val="0"/>
+          <w:sz w:val="24"/>
+        </w:rPr>
+        <w:t>— Договор с клиникой, её лицензия (реквизиты обычно есть в договоре) и справка об оплате медицинских услуг для налоговой.</w:t>
+      </w:r>
+    </w:p>
+    <w:p>
+      <w:pPr>
+        <w:jc w:val="both"/>
+      </w:pPr>
+      <w:r>
+        <w:rPr>
+          <w:rFonts w:ascii="Times New Roman" w:hAnsi="Times New Roman" w:cs="Times New Roman" w:eastAsia="Times New Roman"/>
+          <w:b w:val="0"/>
+          <w:sz w:val="24"/>
+        </w:rPr>
+        <w:t>— Договор на обучение, лицензия организации (если реквизитов нет в договоре) и платёжные документы.</w:t>
+      </w:r>
+    </w:p>
+    <w:p>
+      <w:pPr>
+        <w:jc w:val="both"/>
+      </w:pPr>
+      <w:r>
+        <w:rPr>
+          <w:rFonts w:ascii="Times New Roman" w:hAnsi="Times New Roman" w:cs="Times New Roman" w:eastAsia="Times New Roman"/>
+          <w:b w:val="0"/>
+          <w:sz w:val="24"/>
+        </w:rPr>
+        <w:t>— Обучение детей, брата или сестры учитывается только при очной форме обучения и возрасте до 24 лет.</w:t>
+      </w:r>
+    </w:p>
+    <w:p>
+      <w:pPr>
+        <w:jc w:val="both"/>
+      </w:pPr>
+      <w:r>
+        <w:rPr>
+          <w:rFonts w:ascii="Times New Roman" w:hAnsi="Times New Roman" w:cs="Times New Roman" w:eastAsia="Times New Roman"/>
+          <w:b w:val="0"/>
+          <w:sz w:val="24"/>
+        </w:rPr>
+        <w:t>— Если платили за супруга, детей, брата, сестру или родителей — документы о родстве или браке (свидетельство о рождении, о браке).</w:t>
+      </w:r>
+    </w:p>
+    <w:p>
+      <w:pPr>
+        <w:keepNext/>
+        <w:spacing w:before="200" w:after="60"/>
+        <w:jc w:val="left"/>
+      </w:pPr>
+      <w:r>
+        <w:rPr>
+          <w:rFonts w:ascii="Times New Roman" w:hAnsi="Times New Roman" w:cs="Times New Roman" w:eastAsia="Times New Roman"/>
+          <w:b/>
+          <w:sz w:val="24"/>
+        </w:rPr>
+        <w:t>3. Как подать 3-НДФЛ (онлайн, бесплатно)</w:t>
+      </w:r>
+    </w:p>
+    <w:p>
+      <w:pPr>
+        <w:jc w:val="both"/>
+      </w:pPr>
+      <w:r>
+        <w:rPr>
+          <w:rFonts w:ascii="Times New Roman" w:hAnsi="Times New Roman" w:cs="Times New Roman" w:eastAsia="Times New Roman"/>
+          <w:b w:val="0"/>
+          <w:sz w:val="24"/>
+        </w:rPr>
+        <w:t>1) Зайдите в личный кабинет налогоплательщика на nalog.ru (можно через Госуслуги).</w:t>
+      </w:r>
+    </w:p>
+    <w:p>
+      <w:pPr>
+        <w:jc w:val="both"/>
+      </w:pPr>
+      <w:r>
+        <w:rPr>
+          <w:rFonts w:ascii="Times New Roman" w:hAnsi="Times New Roman" w:cs="Times New Roman" w:eastAsia="Times New Roman"/>
+          <w:b w:val="0"/>
+          <w:sz w:val="24"/>
+        </w:rPr>
+        <w:t>2) Проверьте, нет ли предзаполненного заявления на вычет: по расходам с 2024 года клиники, учебные заведения и спортклубы передают сведения в налоговую сами, и вычет можно получить в упрощённом порядке — достаточно подтвердить (ст. 221.1 НК РФ). Вычет за лекарства так не дают — только через декларацию.</w:t>
+      </w:r>
+    </w:p>
+    <w:p>
+      <w:pPr>
+        <w:jc w:val="both"/>
+      </w:pPr>
+      <w:r>
+        <w:rPr>
+          <w:rFonts w:ascii="Times New Roman" w:hAnsi="Times New Roman" w:cs="Times New Roman" w:eastAsia="Times New Roman"/>
+          <w:b w:val="0"/>
+          <w:sz w:val="24"/>
+        </w:rPr>
+        <w:t>3) Если предложения нет: «Жизненные ситуации» → «Подать декларацию 3-НДФЛ» → год 2023 → заполнить онлайн. Доходы и налог от работодателя подтянутся сами.</w:t>
+      </w:r>
+    </w:p>
+    <w:p>
+      <w:pPr>
+        <w:jc w:val="both"/>
+      </w:pPr>
+      <w:r>
+        <w:rPr>
+          <w:rFonts w:ascii="Times New Roman" w:hAnsi="Times New Roman" w:cs="Times New Roman" w:eastAsia="Times New Roman"/>
+          <w:b w:val="0"/>
+          <w:sz w:val="24"/>
+        </w:rPr>
+        <w:t>4) В разделе вычетов выберите социальные вычеты и внесите суммы из справок.</w:t>
+      </w:r>
+    </w:p>
+    <w:p>
+      <w:pPr>
+        <w:jc w:val="both"/>
+      </w:pPr>
+      <w:r>
+        <w:rPr>
+          <w:rFonts w:ascii="Times New Roman" w:hAnsi="Times New Roman" w:cs="Times New Roman" w:eastAsia="Times New Roman"/>
+          <w:b w:val="0"/>
+          <w:sz w:val="24"/>
+        </w:rPr>
+        <w:t>5) Прикрепите сканы документов из пункта 2 и подпишите декларацию электронной подписью (её можно бесплатно выпустить прямо в кабинете).</w:t>
+      </w:r>
+    </w:p>
+    <w:p>
+      <w:pPr>
+        <w:jc w:val="both"/>
+      </w:pPr>
+      <w:r>
+        <w:rPr>
+          <w:rFonts w:ascii="Times New Roman" w:hAnsi="Times New Roman" w:cs="Times New Roman" w:eastAsia="Times New Roman"/>
+          <w:b w:val="0"/>
+          <w:sz w:val="24"/>
+        </w:rPr>
+        <w:t>6) После проверки декларации (до 3 месяцев) подайте заявление о возврате переплаты на свою карту — в кабинете, в разделе «Сальдо ЕНС».</w:t>
+      </w:r>
+    </w:p>
+    <w:p>
+      <w:pPr>
+        <w:keepNext/>
+        <w:spacing w:before="200" w:after="60"/>
+        <w:jc w:val="left"/>
+      </w:pPr>
+      <w:r>
+        <w:rPr>
+          <w:rFonts w:ascii="Times New Roman" w:hAnsi="Times New Roman" w:cs="Times New Roman" w:eastAsia="Times New Roman"/>
+          <w:b/>
+          <w:sz w:val="24"/>
+        </w:rPr>
+        <w:t>4. Сроки</w:t>
+      </w:r>
+    </w:p>
+    <w:p>
+      <w:pPr>
+        <w:jc w:val="both"/>
+      </w:pPr>
+      <w:r>
+        <w:rPr>
+          <w:rFonts w:ascii="Times New Roman" w:hAnsi="Times New Roman" w:cs="Times New Roman" w:eastAsia="Times New Roman"/>
+          <w:b w:val="0"/>
+          <w:sz w:val="24"/>
+        </w:rPr>
+        <w:t>Декларацию на вычет можно подать в любой момент в течение 3 лет после года расходов. Для расходов 2023 года — до конца 2026 года.</w:t>
+      </w:r>
+    </w:p>
+    <w:p>
+      <w:r>
+        <w:br w:type="page"/>
+      </w:r>
+    </w:p>
+    <w:p>
+      <w:pPr>
+        <w:spacing w:after="80"/>
+      </w:pPr>
+      <w:r>
+        <w:rPr>
+          <w:rFonts w:ascii="Times New Roman" w:hAnsi="Times New Roman"/>
+          <w:b w:val="0"/>
+          <w:i/>
+          <w:sz w:val="20"/>
+        </w:rPr>
+        <w:t>———————— образец 4 из 5 ————————</w:t>
+      </w:r>
+    </w:p>
+    <w:p>
+      <w:pPr>
+        <w:spacing w:before="280"/>
+        <w:jc w:val="center"/>
+      </w:pPr>
+      <w:r>
+        <w:rPr>
+          <w:rFonts w:ascii="Times New Roman" w:hAnsi="Times New Roman" w:cs="Times New Roman" w:eastAsia="Times New Roman"/>
+          <w:b/>
+          <w:sz w:val="28"/>
+        </w:rPr>
+        <w:t>ПЕРСОНАЛЬНЫЙ ПЛАН НАЛОГОВОГО ВЫЧЕТА</w:t>
+      </w:r>
+    </w:p>
+    <w:p>
+      <w:pPr>
+        <w:spacing w:after="120"/>
+        <w:jc w:val="center"/>
+      </w:pPr>
+      <w:r>
+        <w:rPr>
+          <w:rFonts w:ascii="Times New Roman" w:hAnsi="Times New Roman" w:cs="Times New Roman" w:eastAsia="Times New Roman"/>
+          <w:b w:val="0"/>
+          <w:sz w:val="24"/>
+        </w:rPr>
+        <w:t>Иванов Иван Иванович · расходы за 2025 год</w:t>
+      </w:r>
+    </w:p>
+    <w:p>
+      <w:pPr>
+        <w:spacing w:before="160" w:after="80"/>
+        <w:ind w:firstLine="709"/>
+        <w:jc w:val="both"/>
+      </w:pPr>
+      <w:r>
+        <w:rPr>
+          <w:rFonts w:ascii="Times New Roman" w:hAnsi="Times New Roman" w:cs="Times New Roman" w:eastAsia="Times New Roman"/>
+          <w:b w:val="0"/>
+          <w:sz w:val="24"/>
+        </w:rPr>
+        <w:t>Это расчёт-ориентир и инструкция, а не налоговая консультация. Точную сумму определит налоговая после проверки декларации.</w:t>
+      </w:r>
+    </w:p>
+    <w:p>
+      <w:pPr>
+        <w:keepNext/>
+        <w:spacing w:before="200" w:after="60"/>
+        <w:jc w:val="left"/>
+      </w:pPr>
+      <w:r>
+        <w:rPr>
+          <w:rFonts w:ascii="Times New Roman" w:hAnsi="Times New Roman" w:cs="Times New Roman" w:eastAsia="Times New Roman"/>
+          <w:b/>
+          <w:sz w:val="24"/>
+        </w:rPr>
+        <w:t>1. Сколько можно вернуть</w:t>
+      </w:r>
+    </w:p>
+    <w:p>
+      <w:pPr>
+        <w:spacing w:before="160"/>
+        <w:jc w:val="both"/>
+      </w:pPr>
+      <w:r>
+        <w:rPr>
+          <w:rFonts w:ascii="Times New Roman" w:hAnsi="Times New Roman" w:cs="Times New Roman" w:eastAsia="Times New Roman"/>
+          <w:b w:val="0"/>
+          <w:sz w:val="24"/>
+        </w:rPr>
+        <w:t>Лечение, лекарства, своё обучение, фитнес: расходы 60 000 руб., к вычету — 60 000 руб. (общий лимит 150 000 руб. в год на эти расходы вместе).</w:t>
+      </w:r>
+    </w:p>
+    <w:p>
+      <w:pPr>
+        <w:jc w:val="both"/>
+      </w:pPr>
+      <w:r>
+        <w:rPr>
+          <w:rFonts w:ascii="Times New Roman" w:hAnsi="Times New Roman" w:cs="Times New Roman" w:eastAsia="Times New Roman"/>
+          <w:b w:val="0"/>
+          <w:sz w:val="24"/>
+        </w:rPr>
+        <w:t>Обучение детей, брата или сестры: расходы 70 000 руб., к вычету — 70 000 руб. (лимит 110 000 руб. на каждого, общий на обоих родителей; только очная форма и возраст до 24 лет).</w:t>
+      </w:r>
+    </w:p>
+    <w:p>
+      <w:pPr>
+        <w:spacing w:before="160" w:after="80"/>
+        <w:ind w:firstLine="709"/>
+        <w:jc w:val="both"/>
+      </w:pPr>
+      <w:r>
+        <w:rPr>
+          <w:rFonts w:ascii="Times New Roman" w:hAnsi="Times New Roman" w:cs="Times New Roman" w:eastAsia="Times New Roman"/>
+          <w:b w:val="0"/>
+          <w:sz w:val="24"/>
+        </w:rPr>
+        <w:t>Итого база вычета: 130 000 руб. Вычет уменьшает доход, с которого считается налог, поэтому возвращается налог с этой суммы — не больше удержанного за год. С 2025 года действует прогрессивная шкала: 13% — с дохода до 2,4 млн руб., 15% — от 2,4 до 5 млн, 18% — от 5 до 20 млн, 20% — от 20 до 50 млн, 22% — свыше 50 млн. Доход уменьшается «сверху», поэтому возврат считается сначала по самой высокой из ваших ставок.</w:t>
+      </w:r>
+    </w:p>
+    <w:p>
+      <w:pPr>
+        <w:keepNext/>
+        <w:spacing w:before="200" w:after="60"/>
+        <w:jc w:val="left"/>
+      </w:pPr>
+      <w:r>
+        <w:rPr>
+          <w:rFonts w:ascii="Times New Roman" w:hAnsi="Times New Roman" w:cs="Times New Roman" w:eastAsia="Times New Roman"/>
+          <w:b/>
+          <w:sz w:val="24"/>
+        </w:rPr>
+        <w:t>Ориентировочно к возврату: 19 500 руб.</w:t>
+      </w:r>
+    </w:p>
+    <w:p>
+      <w:pPr>
+        <w:keepNext/>
+        <w:spacing w:before="200" w:after="60"/>
+        <w:jc w:val="left"/>
+      </w:pPr>
+      <w:r>
+        <w:rPr>
+          <w:rFonts w:ascii="Times New Roman" w:hAnsi="Times New Roman" w:cs="Times New Roman" w:eastAsia="Times New Roman"/>
+          <w:b/>
+          <w:sz w:val="24"/>
+        </w:rPr>
+        <w:t>2. Какие документы собрать</w:t>
+      </w:r>
+    </w:p>
+    <w:p>
+      <w:pPr>
+        <w:jc w:val="both"/>
+      </w:pPr>
+      <w:r>
+        <w:rPr>
+          <w:rFonts w:ascii="Times New Roman" w:hAnsi="Times New Roman" w:cs="Times New Roman" w:eastAsia="Times New Roman"/>
+          <w:b w:val="0"/>
+          <w:sz w:val="24"/>
+        </w:rPr>
+        <w:t>— Паспорт и ИНН; реквизиты своей карты для возврата.</w:t>
+      </w:r>
+    </w:p>
+    <w:p>
+      <w:pPr>
+        <w:jc w:val="both"/>
+      </w:pPr>
+      <w:r>
+        <w:rPr>
+          <w:rFonts w:ascii="Times New Roman" w:hAnsi="Times New Roman" w:cs="Times New Roman" w:eastAsia="Times New Roman"/>
+          <w:b w:val="0"/>
+          <w:sz w:val="24"/>
+        </w:rPr>
+        <w:t>— Справка об оплате медицинских услуг для налоговой — выдаёт клиника по заявлению. Для расходов с 2024 года это основной документ.</w:t>
+      </w:r>
+    </w:p>
+    <w:p>
+      <w:pPr>
+        <w:jc w:val="both"/>
+      </w:pPr>
+      <w:r>
+        <w:rPr>
+          <w:rFonts w:ascii="Times New Roman" w:hAnsi="Times New Roman" w:cs="Times New Roman" w:eastAsia="Times New Roman"/>
+          <w:b w:val="0"/>
+          <w:sz w:val="24"/>
+        </w:rPr>
+        <w:t>— Справка об оплате образовательных услуг для налоговой — выдаёт учебное заведение. Для расходов с 2024 года это основной документ.</w:t>
+      </w:r>
+    </w:p>
+    <w:p>
+      <w:pPr>
+        <w:jc w:val="both"/>
+      </w:pPr>
+      <w:r>
+        <w:rPr>
+          <w:rFonts w:ascii="Times New Roman" w:hAnsi="Times New Roman" w:cs="Times New Roman" w:eastAsia="Times New Roman"/>
+          <w:b w:val="0"/>
+          <w:sz w:val="24"/>
+        </w:rPr>
+        <w:t>— Обучение детей, брата или сестры учитывается только при очной форме обучения и возрасте до 24 лет.</w:t>
+      </w:r>
+    </w:p>
+    <w:p>
+      <w:pPr>
+        <w:jc w:val="both"/>
+      </w:pPr>
+      <w:r>
+        <w:rPr>
+          <w:rFonts w:ascii="Times New Roman" w:hAnsi="Times New Roman" w:cs="Times New Roman" w:eastAsia="Times New Roman"/>
+          <w:b w:val="0"/>
+          <w:sz w:val="24"/>
+        </w:rPr>
+        <w:t>— Если платили за супруга, детей, брата, сестру или родителей — документы о родстве или браке (свидетельство о рождении, о браке).</w:t>
+      </w:r>
+    </w:p>
+    <w:p>
+      <w:pPr>
+        <w:keepNext/>
+        <w:spacing w:before="200" w:after="60"/>
+        <w:jc w:val="left"/>
+      </w:pPr>
+      <w:r>
+        <w:rPr>
+          <w:rFonts w:ascii="Times New Roman" w:hAnsi="Times New Roman" w:cs="Times New Roman" w:eastAsia="Times New Roman"/>
+          <w:b/>
+          <w:sz w:val="24"/>
+        </w:rPr>
+        <w:t>3. Как подать 3-НДФЛ (онлайн, бесплатно)</w:t>
+      </w:r>
+    </w:p>
+    <w:p>
+      <w:pPr>
+        <w:jc w:val="both"/>
+      </w:pPr>
+      <w:r>
+        <w:rPr>
+          <w:rFonts w:ascii="Times New Roman" w:hAnsi="Times New Roman" w:cs="Times New Roman" w:eastAsia="Times New Roman"/>
+          <w:b w:val="0"/>
+          <w:sz w:val="24"/>
+        </w:rPr>
+        <w:t>1) Зайдите в личный кабинет налогоплательщика на nalog.ru (можно через Госуслуги).</w:t>
+      </w:r>
+    </w:p>
+    <w:p>
+      <w:pPr>
+        <w:jc w:val="both"/>
+      </w:pPr>
+      <w:r>
+        <w:rPr>
+          <w:rFonts w:ascii="Times New Roman" w:hAnsi="Times New Roman" w:cs="Times New Roman" w:eastAsia="Times New Roman"/>
+          <w:b w:val="0"/>
+          <w:sz w:val="24"/>
+        </w:rPr>
+        <w:t>2) Проверьте, нет ли предзаполненного заявления на вычет: по расходам с 2024 года клиники, учебные заведения и спортклубы передают сведения в налоговую сами, и вычет можно получить в упрощённом порядке — достаточно подтвердить (ст. 221.1 НК РФ). Вычет за лекарства так не дают — только через декларацию.</w:t>
+      </w:r>
+    </w:p>
+    <w:p>
+      <w:pPr>
+        <w:jc w:val="both"/>
+      </w:pPr>
+      <w:r>
+        <w:rPr>
+          <w:rFonts w:ascii="Times New Roman" w:hAnsi="Times New Roman" w:cs="Times New Roman" w:eastAsia="Times New Roman"/>
+          <w:b w:val="0"/>
+          <w:sz w:val="24"/>
+        </w:rPr>
+        <w:t>3) Если предложения нет: «Жизненные ситуации» → «Подать декларацию 3-НДФЛ» → год 2025 → заполнить онлайн. Доходы и налог от работодателя подтянутся сами.</w:t>
+      </w:r>
+    </w:p>
+    <w:p>
+      <w:pPr>
+        <w:jc w:val="both"/>
+      </w:pPr>
+      <w:r>
+        <w:rPr>
+          <w:rFonts w:ascii="Times New Roman" w:hAnsi="Times New Roman" w:cs="Times New Roman" w:eastAsia="Times New Roman"/>
+          <w:b w:val="0"/>
+          <w:sz w:val="24"/>
+        </w:rPr>
+        <w:t>4) В разделе вычетов выберите социальные вычеты и внесите суммы из справок.</w:t>
+      </w:r>
+    </w:p>
+    <w:p>
+      <w:pPr>
+        <w:jc w:val="both"/>
+      </w:pPr>
+      <w:r>
+        <w:rPr>
+          <w:rFonts w:ascii="Times New Roman" w:hAnsi="Times New Roman" w:cs="Times New Roman" w:eastAsia="Times New Roman"/>
+          <w:b w:val="0"/>
+          <w:sz w:val="24"/>
+        </w:rPr>
+        <w:t>5) Прикрепите сканы документов из пункта 2 и подпишите декларацию электронной подписью (её можно бесплатно выпустить прямо в кабинете).</w:t>
+      </w:r>
+    </w:p>
+    <w:p>
+      <w:pPr>
+        <w:jc w:val="both"/>
+      </w:pPr>
+      <w:r>
+        <w:rPr>
+          <w:rFonts w:ascii="Times New Roman" w:hAnsi="Times New Roman" w:cs="Times New Roman" w:eastAsia="Times New Roman"/>
+          <w:b w:val="0"/>
+          <w:sz w:val="24"/>
+        </w:rPr>
+        <w:t>6) После проверки декларации (до 3 месяцев) подайте заявление о возврате переплаты на свою карту — в кабинете, в разделе «Сальдо ЕНС».</w:t>
+      </w:r>
+    </w:p>
+    <w:p>
+      <w:pPr>
+        <w:keepNext/>
+        <w:spacing w:before="200" w:after="60"/>
+        <w:jc w:val="left"/>
+      </w:pPr>
+      <w:r>
+        <w:rPr>
+          <w:rFonts w:ascii="Times New Roman" w:hAnsi="Times New Roman" w:cs="Times New Roman" w:eastAsia="Times New Roman"/>
+          <w:b/>
+          <w:sz w:val="24"/>
+        </w:rPr>
+        <w:t>4. Сроки</w:t>
+      </w:r>
+    </w:p>
+    <w:p>
+      <w:pPr>
+        <w:jc w:val="both"/>
+      </w:pPr>
+      <w:r>
+        <w:rPr>
+          <w:rFonts w:ascii="Times New Roman" w:hAnsi="Times New Roman" w:cs="Times New Roman" w:eastAsia="Times New Roman"/>
+          <w:b w:val="0"/>
+          <w:sz w:val="24"/>
+        </w:rPr>
+        <w:t>Декларацию на вычет можно подать в любой момент в течение 3 лет после года расходов. Для расходов 2025 года — до конца 2028 года.</w:t>
+      </w:r>
+    </w:p>
+    <w:p>
+      <w:r>
+        <w:br w:type="page"/>
+      </w:r>
+    </w:p>
+    <w:p>
+      <w:pPr>
+        <w:spacing w:after="80"/>
+      </w:pPr>
+      <w:r>
+        <w:rPr>
+          <w:rFonts w:ascii="Times New Roman" w:hAnsi="Times New Roman"/>
+          <w:b w:val="0"/>
+          <w:i/>
+          <w:sz w:val="20"/>
+        </w:rPr>
+        <w:t>———————— образец 5 из 5 ————————</w:t>
+      </w:r>
+    </w:p>
+    <w:p>
+      <w:pPr>
+        <w:spacing w:before="280"/>
+        <w:jc w:val="center"/>
+      </w:pPr>
+      <w:r>
+        <w:rPr>
+          <w:rFonts w:ascii="Times New Roman" w:hAnsi="Times New Roman" w:cs="Times New Roman" w:eastAsia="Times New Roman"/>
+          <w:b/>
+          <w:sz w:val="28"/>
+        </w:rPr>
+        <w:t>ПЕРСОНАЛЬНЫЙ ПЛАН НАЛОГОВОГО ВЫЧЕТА</w:t>
+      </w:r>
+    </w:p>
+    <w:p>
+      <w:pPr>
+        <w:spacing w:after="120"/>
+        <w:jc w:val="center"/>
+      </w:pPr>
+      <w:r>
+        <w:rPr>
+          <w:rFonts w:ascii="Times New Roman" w:hAnsi="Times New Roman" w:cs="Times New Roman" w:eastAsia="Times New Roman"/>
+          <w:b w:val="0"/>
+          <w:sz w:val="24"/>
+        </w:rPr>
+        <w:t>Иванов Иван Иванович · расходы за 2023 год</w:t>
+      </w:r>
+    </w:p>
+    <w:p>
+      <w:pPr>
+        <w:spacing w:before="160" w:after="80"/>
+        <w:ind w:firstLine="709"/>
+        <w:jc w:val="both"/>
+      </w:pPr>
+      <w:r>
+        <w:rPr>
+          <w:rFonts w:ascii="Times New Roman" w:hAnsi="Times New Roman" w:cs="Times New Roman" w:eastAsia="Times New Roman"/>
+          <w:b w:val="0"/>
+          <w:sz w:val="24"/>
+        </w:rPr>
+        <w:t>Это расчёт-ориентир и инструкция, а не налоговая консультация. Точную сумму определит налоговая после проверки декларации.</w:t>
+      </w:r>
+    </w:p>
+    <w:p>
+      <w:pPr>
+        <w:keepNext/>
+        <w:spacing w:before="200" w:after="60"/>
+        <w:jc w:val="left"/>
+      </w:pPr>
+      <w:r>
+        <w:rPr>
+          <w:rFonts w:ascii="Times New Roman" w:hAnsi="Times New Roman" w:cs="Times New Roman" w:eastAsia="Times New Roman"/>
+          <w:b/>
+          <w:sz w:val="24"/>
+        </w:rPr>
+        <w:t>1. Сколько можно вернуть</w:t>
+      </w:r>
+    </w:p>
+    <w:p>
+      <w:pPr>
+        <w:spacing w:before="160"/>
+        <w:jc w:val="both"/>
+      </w:pPr>
+      <w:r>
+        <w:rPr>
+          <w:rFonts w:ascii="Times New Roman" w:hAnsi="Times New Roman" w:cs="Times New Roman" w:eastAsia="Times New Roman"/>
+          <w:b w:val="0"/>
+          <w:sz w:val="24"/>
+        </w:rPr>
+        <w:t>Лечение, лекарства, своё обучение, фитнес: расходы 60 000 руб., к вычету — 60 000 руб. (общий лимит 120 000 руб. в год на эти расходы вместе).</w:t>
+      </w:r>
+    </w:p>
+    <w:p>
+      <w:pPr>
+        <w:jc w:val="both"/>
+      </w:pPr>
+      <w:r>
+        <w:rPr>
+          <w:rFonts w:ascii="Times New Roman" w:hAnsi="Times New Roman" w:cs="Times New Roman" w:eastAsia="Times New Roman"/>
+          <w:b w:val="0"/>
+          <w:sz w:val="24"/>
+        </w:rPr>
+        <w:t>Обучение детей, брата или сестры: расходы 70 000 руб., к вычету — 50 000 руб. (лимит 50 000 руб. на каждого, общий на обоих родителей; только очная форма и возраст до 24 лет).</w:t>
+      </w:r>
+    </w:p>
+    <w:p>
+      <w:pPr>
+        <w:spacing w:before="160" w:after="80"/>
+        <w:ind w:firstLine="709"/>
+        <w:jc w:val="both"/>
+      </w:pPr>
+      <w:r>
+        <w:rPr>
+          <w:rFonts w:ascii="Times New Roman" w:hAnsi="Times New Roman" w:cs="Times New Roman" w:eastAsia="Times New Roman"/>
+          <w:b w:val="0"/>
+          <w:sz w:val="24"/>
+        </w:rPr>
+        <w:t>Итого база вычета: 110 000 руб. Вычет уменьшает доход, с которого считается налог, поэтому возвращается налог с этой суммы — не больше удержанного за год. За 2023 год ставка — 13% с дохода до 5 млн руб. и 15% с части свыше; доход уменьшается «сверху», поэтому возврат считается сначала по ставке 15%.</w:t>
+      </w:r>
+    </w:p>
+    <w:p>
+      <w:pPr>
+        <w:keepNext/>
+        <w:spacing w:before="200" w:after="60"/>
+        <w:jc w:val="left"/>
+      </w:pPr>
+      <w:r>
+        <w:rPr>
+          <w:rFonts w:ascii="Times New Roman" w:hAnsi="Times New Roman" w:cs="Times New Roman" w:eastAsia="Times New Roman"/>
+          <w:b/>
+          <w:sz w:val="24"/>
+        </w:rPr>
+        <w:t>Ориентировочно к возврату: 16 500 руб.</w:t>
       </w:r>
     </w:p>
     <w:p>

--- a/Желток_пакет_для_юриста.docx
+++ b/Желток_пакет_для_юриста.docx
@@ -358,6 +358,7 @@
     </w:p>
     <w:p>
       <w:pPr>
+        <w:keepNext/>
         <w:spacing w:before="280"/>
         <w:jc w:val="center"/>
       </w:pPr>
@@ -372,6 +373,7 @@
     </w:p>
     <w:p>
       <w:pPr>
+        <w:keepNext/>
         <w:spacing w:after="120"/>
         <w:jc w:val="center"/>
       </w:pPr>
@@ -517,6 +519,7 @@
     </w:p>
     <w:p>
       <w:pPr>
+        <w:keepNext/>
         <w:spacing w:before="160"/>
         <w:jc w:val="both"/>
       </w:pPr>
@@ -544,6 +547,7 @@
     </w:p>
     <w:p>
       <w:pPr>
+        <w:keepNext/>
         <w:jc w:val="both"/>
       </w:pPr>
       <w:r>
@@ -691,6 +695,7 @@
     </w:p>
     <w:p>
       <w:pPr>
+        <w:keepNext/>
         <w:spacing w:before="280"/>
         <w:jc w:val="center"/>
       </w:pPr>
@@ -705,6 +710,7 @@
     </w:p>
     <w:p>
       <w:pPr>
+        <w:keepNext/>
         <w:spacing w:after="120"/>
         <w:jc w:val="center"/>
       </w:pPr>
@@ -835,6 +841,7 @@
     </w:p>
     <w:p>
       <w:pPr>
+        <w:keepNext/>
         <w:spacing w:before="160"/>
         <w:jc w:val="both"/>
       </w:pPr>
@@ -862,6 +869,7 @@
     </w:p>
     <w:p>
       <w:pPr>
+        <w:keepNext/>
         <w:jc w:val="both"/>
       </w:pPr>
       <w:r>
@@ -995,6 +1003,7 @@
     </w:p>
     <w:p>
       <w:pPr>
+        <w:keepNext/>
         <w:spacing w:before="280"/>
         <w:jc w:val="center"/>
       </w:pPr>
@@ -1009,6 +1018,7 @@
     </w:p>
     <w:p>
       <w:pPr>
+        <w:keepNext/>
         <w:spacing w:after="120"/>
         <w:jc w:val="center"/>
       </w:pPr>
@@ -1154,6 +1164,7 @@
     </w:p>
     <w:p>
       <w:pPr>
+        <w:keepNext/>
         <w:spacing w:before="160"/>
         <w:jc w:val="both"/>
       </w:pPr>
@@ -1181,6 +1192,7 @@
     </w:p>
     <w:p>
       <w:pPr>
+        <w:keepNext/>
         <w:jc w:val="both"/>
       </w:pPr>
       <w:r>
@@ -1356,6 +1368,7 @@
     </w:p>
     <w:p>
       <w:pPr>
+        <w:keepNext/>
         <w:spacing w:before="280"/>
         <w:jc w:val="center"/>
       </w:pPr>
@@ -1370,6 +1383,7 @@
     </w:p>
     <w:p>
       <w:pPr>
+        <w:keepNext/>
         <w:spacing w:after="120"/>
         <w:jc w:val="center"/>
       </w:pPr>
@@ -1444,6 +1458,7 @@
     </w:p>
     <w:p>
       <w:pPr>
+        <w:keepNext/>
         <w:spacing w:before="160"/>
         <w:jc w:val="both"/>
       </w:pPr>
@@ -1458,6 +1473,7 @@
     </w:p>
     <w:p>
       <w:pPr>
+        <w:keepNext/>
         <w:jc w:val="both"/>
       </w:pPr>
       <w:r>
@@ -1633,6 +1649,7 @@
     </w:p>
     <w:p>
       <w:pPr>
+        <w:keepNext/>
         <w:spacing w:before="280"/>
         <w:jc w:val="center"/>
       </w:pPr>
@@ -1647,6 +1664,7 @@
     </w:p>
     <w:p>
       <w:pPr>
+        <w:keepNext/>
         <w:spacing w:after="120"/>
         <w:jc w:val="center"/>
       </w:pPr>
@@ -1721,6 +1739,7 @@
     </w:p>
     <w:p>
       <w:pPr>
+        <w:keepNext/>
         <w:spacing w:before="160"/>
         <w:jc w:val="both"/>
       </w:pPr>
@@ -1735,6 +1754,7 @@
     </w:p>
     <w:p>
       <w:pPr>
+        <w:keepNext/>
         <w:jc w:val="both"/>
       </w:pPr>
       <w:r>
@@ -1868,6 +1888,7 @@
     </w:p>
     <w:p>
       <w:pPr>
+        <w:keepNext/>
         <w:spacing w:before="280"/>
         <w:jc w:val="center"/>
       </w:pPr>
@@ -1882,6 +1903,7 @@
     </w:p>
     <w:p>
       <w:pPr>
+        <w:keepNext/>
         <w:spacing w:after="120"/>
         <w:jc w:val="center"/>
       </w:pPr>
@@ -1956,6 +1978,7 @@
     </w:p>
     <w:p>
       <w:pPr>
+        <w:keepNext/>
         <w:spacing w:before="160"/>
         <w:jc w:val="both"/>
       </w:pPr>
@@ -1970,6 +1993,7 @@
     </w:p>
     <w:p>
       <w:pPr>
+        <w:keepNext/>
         <w:jc w:val="both"/>
       </w:pPr>
       <w:r>
@@ -2145,6 +2169,7 @@
     </w:p>
     <w:p>
       <w:pPr>
+        <w:keepNext/>
         <w:spacing w:before="280"/>
         <w:jc w:val="center"/>
       </w:pPr>
@@ -2159,6 +2184,7 @@
     </w:p>
     <w:p>
       <w:pPr>
+        <w:keepNext/>
         <w:spacing w:after="120"/>
         <w:jc w:val="center"/>
       </w:pPr>
@@ -2248,6 +2274,7 @@
     </w:p>
     <w:p>
       <w:pPr>
+        <w:keepNext/>
         <w:spacing w:before="160"/>
         <w:jc w:val="both"/>
       </w:pPr>
@@ -2288,6 +2315,7 @@
     </w:p>
     <w:p>
       <w:pPr>
+        <w:keepNext/>
         <w:jc w:val="both"/>
       </w:pPr>
       <w:r>
@@ -2421,6 +2449,7 @@
     </w:p>
     <w:p>
       <w:pPr>
+        <w:keepNext/>
         <w:spacing w:before="280"/>
         <w:jc w:val="center"/>
       </w:pPr>
@@ -2435,6 +2464,7 @@
     </w:p>
     <w:p>
       <w:pPr>
+        <w:keepNext/>
         <w:spacing w:after="120"/>
         <w:jc w:val="center"/>
       </w:pPr>
@@ -2524,6 +2554,7 @@
     </w:p>
     <w:p>
       <w:pPr>
+        <w:keepNext/>
         <w:spacing w:before="160"/>
         <w:jc w:val="both"/>
       </w:pPr>
@@ -2564,6 +2595,7 @@
     </w:p>
     <w:p>
       <w:pPr>
+        <w:keepNext/>
         <w:jc w:val="both"/>
       </w:pPr>
       <w:r>
@@ -2697,6 +2729,7 @@
     </w:p>
     <w:p>
       <w:pPr>
+        <w:keepNext/>
         <w:spacing w:before="280"/>
         <w:jc w:val="center"/>
       </w:pPr>
@@ -2711,6 +2744,7 @@
     </w:p>
     <w:p>
       <w:pPr>
+        <w:keepNext/>
         <w:spacing w:after="120"/>
         <w:jc w:val="center"/>
       </w:pPr>
@@ -2800,6 +2834,7 @@
     </w:p>
     <w:p>
       <w:pPr>
+        <w:keepNext/>
         <w:spacing w:before="160"/>
         <w:jc w:val="both"/>
       </w:pPr>
@@ -2840,6 +2875,7 @@
     </w:p>
     <w:p>
       <w:pPr>
+        <w:keepNext/>
         <w:jc w:val="both"/>
       </w:pPr>
       <w:r>
@@ -3001,6 +3037,7 @@
     </w:p>
     <w:p>
       <w:pPr>
+        <w:keepNext/>
         <w:spacing w:before="280"/>
         <w:jc w:val="center"/>
       </w:pPr>
@@ -3015,6 +3052,7 @@
     </w:p>
     <w:p>
       <w:pPr>
+        <w:keepNext/>
         <w:spacing w:after="120"/>
         <w:jc w:val="center"/>
       </w:pPr>
@@ -3130,6 +3168,7 @@
     </w:p>
     <w:p>
       <w:pPr>
+        <w:keepNext/>
         <w:spacing w:before="160"/>
         <w:jc w:val="both"/>
       </w:pPr>
@@ -3170,6 +3209,7 @@
     </w:p>
     <w:p>
       <w:pPr>
+        <w:keepNext/>
         <w:jc w:val="both"/>
       </w:pPr>
       <w:r>
@@ -3289,6 +3329,7 @@
     </w:p>
     <w:p>
       <w:pPr>
+        <w:keepNext/>
         <w:spacing w:before="280"/>
         <w:jc w:val="center"/>
       </w:pPr>
@@ -3303,6 +3344,7 @@
     </w:p>
     <w:p>
       <w:pPr>
+        <w:keepNext/>
         <w:spacing w:after="120"/>
         <w:jc w:val="center"/>
       </w:pPr>
@@ -3418,6 +3460,7 @@
     </w:p>
     <w:p>
       <w:pPr>
+        <w:keepNext/>
         <w:spacing w:before="160"/>
         <w:jc w:val="both"/>
       </w:pPr>
@@ -3458,6 +3501,7 @@
     </w:p>
     <w:p>
       <w:pPr>
+        <w:keepNext/>
         <w:jc w:val="both"/>
       </w:pPr>
       <w:r>
@@ -3647,6 +3691,7 @@
     </w:p>
     <w:p>
       <w:pPr>
+        <w:keepNext/>
         <w:spacing w:before="280"/>
         <w:jc w:val="center"/>
       </w:pPr>
@@ -3661,6 +3706,7 @@
     </w:p>
     <w:p>
       <w:pPr>
+        <w:keepNext/>
         <w:spacing w:after="120"/>
         <w:jc w:val="center"/>
       </w:pPr>
@@ -3716,6 +3762,7 @@
     </w:p>
     <w:p>
       <w:pPr>
+        <w:keepNext/>
         <w:spacing w:before="160" w:after="80"/>
         <w:ind w:firstLine="709"/>
         <w:jc w:val="both"/>
@@ -3865,6 +3912,7 @@
     </w:p>
     <w:p>
       <w:pPr>
+        <w:keepNext/>
         <w:spacing w:before="280"/>
         <w:jc w:val="center"/>
       </w:pPr>
@@ -3879,6 +3927,7 @@
     </w:p>
     <w:p>
       <w:pPr>
+        <w:keepNext/>
         <w:spacing w:after="120"/>
         <w:jc w:val="center"/>
       </w:pPr>
@@ -3947,6 +3996,7 @@
     </w:p>
     <w:p>
       <w:pPr>
+        <w:keepNext/>
         <w:spacing w:before="160" w:after="80"/>
         <w:ind w:firstLine="709"/>
         <w:jc w:val="both"/>
@@ -4138,6 +4188,7 @@
     </w:p>
     <w:p>
       <w:pPr>
+        <w:keepNext/>
         <w:spacing w:before="280"/>
         <w:jc w:val="center"/>
       </w:pPr>
@@ -4152,6 +4203,7 @@
     </w:p>
     <w:p>
       <w:pPr>
+        <w:keepNext/>
         <w:spacing w:after="120"/>
         <w:jc w:val="center"/>
       </w:pPr>
@@ -4226,6 +4278,7 @@
     </w:p>
     <w:p>
       <w:pPr>
+        <w:keepNext/>
         <w:spacing w:before="160" w:after="80"/>
         <w:ind w:firstLine="709"/>
         <w:jc w:val="both"/>
@@ -4375,6 +4428,7 @@
     </w:p>
     <w:p>
       <w:pPr>
+        <w:keepNext/>
         <w:spacing w:before="280"/>
         <w:jc w:val="center"/>
       </w:pPr>
@@ -4389,6 +4443,7 @@
     </w:p>
     <w:p>
       <w:pPr>
+        <w:keepNext/>
         <w:spacing w:after="120"/>
         <w:jc w:val="center"/>
       </w:pPr>
@@ -4448,6 +4503,7 @@
     </w:p>
     <w:p>
       <w:pPr>
+        <w:keepNext/>
         <w:spacing w:before="160" w:after="80"/>
         <w:ind w:firstLine="709"/>
         <w:jc w:val="both"/>
@@ -4597,6 +4653,7 @@
     </w:p>
     <w:p>
       <w:pPr>
+        <w:keepNext/>
         <w:spacing w:before="280"/>
         <w:jc w:val="center"/>
       </w:pPr>
@@ -4611,6 +4668,7 @@
     </w:p>
     <w:p>
       <w:pPr>
+        <w:keepNext/>
         <w:spacing w:after="120"/>
         <w:jc w:val="center"/>
       </w:pPr>
@@ -4670,6 +4728,7 @@
     </w:p>
     <w:p>
       <w:pPr>
+        <w:keepNext/>
         <w:spacing w:before="160" w:after="80"/>
         <w:ind w:firstLine="709"/>
         <w:jc w:val="both"/>
@@ -4764,6 +4823,7 @@
     </w:p>
     <w:p>
       <w:pPr>
+        <w:keepNext/>
         <w:spacing w:before="280"/>
         <w:jc w:val="center"/>
       </w:pPr>
@@ -4778,6 +4838,7 @@
     </w:p>
     <w:p>
       <w:pPr>
+        <w:keepNext/>
         <w:spacing w:after="120"/>
         <w:jc w:val="center"/>
       </w:pPr>
@@ -5099,6 +5160,7 @@
     </w:p>
     <w:p>
       <w:pPr>
+        <w:keepNext/>
         <w:spacing w:before="280"/>
         <w:jc w:val="center"/>
       </w:pPr>
@@ -5113,6 +5175,7 @@
     </w:p>
     <w:p>
       <w:pPr>
+        <w:keepNext/>
         <w:spacing w:after="120"/>
         <w:jc w:val="center"/>
       </w:pPr>
@@ -5447,6 +5510,7 @@
     </w:p>
     <w:p>
       <w:pPr>
+        <w:keepNext/>
         <w:spacing w:before="280"/>
         <w:jc w:val="center"/>
       </w:pPr>
@@ -5461,6 +5525,7 @@
     </w:p>
     <w:p>
       <w:pPr>
+        <w:keepNext/>
         <w:spacing w:after="120"/>
         <w:jc w:val="center"/>
       </w:pPr>
@@ -5782,6 +5847,7 @@
     </w:p>
     <w:p>
       <w:pPr>
+        <w:keepNext/>
         <w:spacing w:before="280"/>
         <w:jc w:val="center"/>
       </w:pPr>
@@ -5796,6 +5862,7 @@
     </w:p>
     <w:p>
       <w:pPr>
+        <w:keepNext/>
         <w:spacing w:after="120"/>
         <w:jc w:val="center"/>
       </w:pPr>
@@ -6117,6 +6184,7 @@
     </w:p>
     <w:p>
       <w:pPr>
+        <w:keepNext/>
         <w:spacing w:before="280"/>
         <w:jc w:val="center"/>
       </w:pPr>
@@ -6131,6 +6199,7 @@
     </w:p>
     <w:p>
       <w:pPr>
+        <w:keepNext/>
         <w:spacing w:after="120"/>
         <w:jc w:val="center"/>
       </w:pPr>
@@ -6577,6 +6646,7 @@
     </w:p>
     <w:p>
       <w:pPr>
+        <w:keepNext/>
         <w:spacing w:before="280"/>
         <w:jc w:val="center"/>
       </w:pPr>
@@ -6591,6 +6661,7 @@
     </w:p>
     <w:p>
       <w:pPr>
+        <w:keepNext/>
         <w:spacing w:after="120"/>
         <w:jc w:val="center"/>
       </w:pPr>
@@ -6635,6 +6706,7 @@
     </w:p>
     <w:p>
       <w:pPr>
+        <w:keepNext/>
         <w:spacing w:before="160" w:after="80"/>
         <w:ind w:firstLine="709"/>
         <w:jc w:val="both"/>
@@ -6770,6 +6842,7 @@
     </w:p>
     <w:p>
       <w:pPr>
+        <w:keepNext/>
         <w:spacing w:before="280"/>
         <w:jc w:val="center"/>
       </w:pPr>
@@ -6784,6 +6857,7 @@
     </w:p>
     <w:p>
       <w:pPr>
+        <w:keepNext/>
         <w:spacing w:after="120"/>
         <w:jc w:val="center"/>
       </w:pPr>
@@ -6843,6 +6917,7 @@
     </w:p>
     <w:p>
       <w:pPr>
+        <w:keepNext/>
         <w:spacing w:before="160" w:after="80"/>
         <w:ind w:firstLine="709"/>
         <w:jc w:val="both"/>
@@ -6978,6 +7053,7 @@
     </w:p>
     <w:p>
       <w:pPr>
+        <w:keepNext/>
         <w:spacing w:before="280"/>
         <w:jc w:val="center"/>
       </w:pPr>
@@ -6992,6 +7068,7 @@
     </w:p>
     <w:p>
       <w:pPr>
+        <w:keepNext/>
         <w:spacing w:after="120"/>
         <w:jc w:val="center"/>
       </w:pPr>
@@ -7036,6 +7113,7 @@
     </w:p>
     <w:p>
       <w:pPr>
+        <w:keepNext/>
         <w:spacing w:before="160" w:after="80"/>
         <w:ind w:firstLine="709"/>
         <w:jc w:val="both"/>
@@ -7171,6 +7249,7 @@
     </w:p>
     <w:p>
       <w:pPr>
+        <w:keepNext/>
         <w:spacing w:before="280"/>
         <w:jc w:val="center"/>
       </w:pPr>
@@ -7185,6 +7264,7 @@
     </w:p>
     <w:p>
       <w:pPr>
+        <w:keepNext/>
         <w:spacing w:after="120"/>
         <w:jc w:val="center"/>
       </w:pPr>
@@ -7244,6 +7324,7 @@
     </w:p>
     <w:p>
       <w:pPr>
+        <w:keepNext/>
         <w:spacing w:before="160" w:after="80"/>
         <w:ind w:firstLine="709"/>
         <w:jc w:val="both"/>
@@ -7421,6 +7502,7 @@
     </w:p>
     <w:p>
       <w:pPr>
+        <w:keepNext/>
         <w:spacing w:before="280"/>
         <w:jc w:val="center"/>
       </w:pPr>
@@ -7435,6 +7517,7 @@
     </w:p>
     <w:p>
       <w:pPr>
+        <w:keepNext/>
         <w:spacing w:after="120"/>
         <w:jc w:val="center"/>
       </w:pPr>
@@ -7509,6 +7592,7 @@
     </w:p>
     <w:p>
       <w:pPr>
+        <w:keepNext/>
         <w:spacing w:before="160" w:after="80"/>
         <w:ind w:firstLine="709"/>
         <w:jc w:val="both"/>
@@ -7644,6 +7728,7 @@
     </w:p>
     <w:p>
       <w:pPr>
+        <w:keepNext/>
         <w:spacing w:before="280"/>
         <w:jc w:val="center"/>
       </w:pPr>
@@ -7658,6 +7743,7 @@
     </w:p>
     <w:p>
       <w:pPr>
+        <w:keepNext/>
         <w:spacing w:after="120"/>
         <w:jc w:val="center"/>
       </w:pPr>
@@ -7747,6 +7833,7 @@
     </w:p>
     <w:p>
       <w:pPr>
+        <w:keepNext/>
         <w:spacing w:before="160" w:after="80"/>
         <w:ind w:firstLine="709"/>
         <w:jc w:val="both"/>
@@ -7882,6 +7969,7 @@
     </w:p>
     <w:p>
       <w:pPr>
+        <w:keepNext/>
         <w:spacing w:before="280"/>
         <w:jc w:val="center"/>
       </w:pPr>
@@ -7896,6 +7984,7 @@
     </w:p>
     <w:p>
       <w:pPr>
+        <w:keepNext/>
         <w:spacing w:after="120"/>
         <w:jc w:val="center"/>
       </w:pPr>
@@ -7985,6 +8074,7 @@
     </w:p>
     <w:p>
       <w:pPr>
+        <w:keepNext/>
         <w:spacing w:before="160" w:after="80"/>
         <w:ind w:firstLine="709"/>
         <w:jc w:val="both"/>
@@ -8079,6 +8169,7 @@
     </w:p>
     <w:p>
       <w:pPr>
+        <w:keepNext/>
         <w:spacing w:before="280"/>
         <w:jc w:val="center"/>
       </w:pPr>
@@ -8093,6 +8184,7 @@
     </w:p>
     <w:p>
       <w:pPr>
+        <w:keepNext/>
         <w:spacing w:after="120"/>
         <w:jc w:val="center"/>
       </w:pPr>
@@ -8154,6 +8246,7 @@
     </w:p>
     <w:p>
       <w:pPr>
+        <w:keepNext/>
         <w:spacing w:before="160"/>
         <w:jc w:val="both"/>
       </w:pPr>
@@ -8207,6 +8300,7 @@
     </w:p>
     <w:p>
       <w:pPr>
+        <w:keepNext/>
         <w:spacing w:before="160"/>
         <w:jc w:val="both"/>
       </w:pPr>
@@ -8362,6 +8456,7 @@
     </w:p>
     <w:p>
       <w:pPr>
+        <w:keepNext/>
         <w:spacing w:before="280"/>
         <w:jc w:val="center"/>
       </w:pPr>
@@ -8376,6 +8471,7 @@
     </w:p>
     <w:p>
       <w:pPr>
+        <w:keepNext/>
         <w:spacing w:after="120"/>
         <w:jc w:val="center"/>
       </w:pPr>
@@ -8437,6 +8533,7 @@
     </w:p>
     <w:p>
       <w:pPr>
+        <w:keepNext/>
         <w:spacing w:before="160"/>
         <w:jc w:val="both"/>
       </w:pPr>
@@ -8490,6 +8587,7 @@
     </w:p>
     <w:p>
       <w:pPr>
+        <w:keepNext/>
         <w:spacing w:before="160"/>
         <w:jc w:val="both"/>
       </w:pPr>
@@ -8770,6 +8868,7 @@
     </w:p>
     <w:p>
       <w:pPr>
+        <w:keepNext/>
         <w:spacing w:before="280"/>
         <w:jc w:val="center"/>
       </w:pPr>
@@ -8784,6 +8883,7 @@
     </w:p>
     <w:p>
       <w:pPr>
+        <w:keepNext/>
         <w:spacing w:after="120"/>
         <w:jc w:val="center"/>
       </w:pPr>
@@ -8871,6 +8971,7 @@
     </w:p>
     <w:p>
       <w:pPr>
+        <w:keepNext/>
         <w:spacing w:before="160"/>
         <w:jc w:val="both"/>
       </w:pPr>
@@ -8911,6 +9012,7 @@
     </w:p>
     <w:p>
       <w:pPr>
+        <w:keepNext/>
         <w:jc w:val="both"/>
       </w:pPr>
       <w:r>
@@ -9044,6 +9146,7 @@
     </w:p>
     <w:p>
       <w:pPr>
+        <w:keepNext/>
         <w:spacing w:before="280"/>
         <w:jc w:val="center"/>
       </w:pPr>
@@ -9058,6 +9161,7 @@
     </w:p>
     <w:p>
       <w:pPr>
+        <w:keepNext/>
         <w:spacing w:after="120"/>
         <w:jc w:val="center"/>
       </w:pPr>
@@ -9130,6 +9234,7 @@
     </w:p>
     <w:p>
       <w:pPr>
+        <w:keepNext/>
         <w:spacing w:before="160"/>
         <w:jc w:val="both"/>
       </w:pPr>
@@ -9170,6 +9275,7 @@
     </w:p>
     <w:p>
       <w:pPr>
+        <w:keepNext/>
         <w:jc w:val="both"/>
       </w:pPr>
       <w:r>
@@ -9303,6 +9409,7 @@
     </w:p>
     <w:p>
       <w:pPr>
+        <w:keepNext/>
         <w:spacing w:before="280"/>
         <w:jc w:val="center"/>
       </w:pPr>
@@ -9317,6 +9424,7 @@
     </w:p>
     <w:p>
       <w:pPr>
+        <w:keepNext/>
         <w:spacing w:after="120"/>
         <w:jc w:val="center"/>
       </w:pPr>
@@ -9389,6 +9497,7 @@
     </w:p>
     <w:p>
       <w:pPr>
+        <w:keepNext/>
         <w:spacing w:before="160"/>
         <w:jc w:val="both"/>
       </w:pPr>
@@ -9429,6 +9538,7 @@
     </w:p>
     <w:p>
       <w:pPr>
+        <w:keepNext/>
         <w:jc w:val="both"/>
       </w:pPr>
       <w:r>
@@ -9604,6 +9714,7 @@
     </w:p>
     <w:p>
       <w:pPr>
+        <w:keepNext/>
         <w:spacing w:before="280"/>
         <w:jc w:val="center"/>
       </w:pPr>
@@ -9618,6 +9729,7 @@
     </w:p>
     <w:p>
       <w:pPr>
+        <w:keepNext/>
         <w:spacing w:after="120"/>
         <w:jc w:val="center"/>
       </w:pPr>
@@ -9692,6 +9804,7 @@
     </w:p>
     <w:p>
       <w:pPr>
+        <w:keepNext/>
         <w:spacing w:before="160" w:after="80"/>
         <w:ind w:firstLine="709"/>
         <w:jc w:val="both"/>
@@ -9827,6 +9940,7 @@
     </w:p>
     <w:p>
       <w:pPr>
+        <w:keepNext/>
         <w:spacing w:before="280"/>
         <w:jc w:val="center"/>
       </w:pPr>
@@ -9841,6 +9955,7 @@
     </w:p>
     <w:p>
       <w:pPr>
+        <w:keepNext/>
         <w:spacing w:after="120"/>
         <w:jc w:val="center"/>
       </w:pPr>
@@ -9900,6 +10015,7 @@
     </w:p>
     <w:p>
       <w:pPr>
+        <w:keepNext/>
         <w:spacing w:before="160" w:after="80"/>
         <w:ind w:firstLine="709"/>
         <w:jc w:val="both"/>
@@ -10327,11 +10443,13 @@
     <w:qFormat/>
     <w:rsid w:val="00FC693F"/>
     <w:pPr>
+      <w:widowControl/>
       <w:spacing w:after="0" w:before="0" w:line="276" w:lineRule="auto"/>
     </w:pPr>
     <w:rPr>
       <w:rFonts w:ascii="Times New Roman" w:hAnsi="Times New Roman"/>
       <w:sz w:val="24"/>
+      <w:lang w:val="ru-RU" w:eastAsia="ru-RU" w:bidi="ru-RU"/>
     </w:rPr>
   </w:style>
   <w:style w:type="paragraph" w:styleId="Header">
